--- a/४२.कोउ नृप होउ हमै का लाभा Document.docx
+++ b/४२.कोउ नृप होउ हमै का लाभा Document.docx
@@ -42,6 +42,34 @@
           <w:cs/>
         </w:rPr>
         <w:t>अशोक गौतम लिखित ‘कोउ नृप होउ हमै का लाभा’ शीर्षक हास्य-व्यंग्य रचना में लेखक ने</w:t>
+      </w:r>
+    </w:p>
+    <w:p>
+      <w:pPr>
+        <w:spacing w:after="0"/>
+        <w:jc w:val="both"/>
+      </w:pPr>
+      <w:r>
+        <w:rPr>
+          <w:rFonts w:ascii="Mangal" w:hAnsi="Mangal" w:cs="Mangal" w:eastAsia="Mangal"/>
+          <w:b/>
+          <w:sz w:val="24"/>
+        </w:rPr>
+        <w:t>शीर्षक पाठ की व्यंग्यात्मकता को संक्षेप में स्पष्ट कीजिए</w:t>
+      </w:r>
+    </w:p>
+    <w:p>
+      <w:pPr>
+        <w:spacing w:after="0"/>
+        <w:jc w:val="both"/>
+      </w:pPr>
+      <w:r>
+        <w:rPr>
+          <w:rFonts w:ascii="Mangal" w:hAnsi="Mangal" w:cs="Mangal" w:eastAsia="Mangal"/>
+          <w:b w:val="0"/>
+          <w:sz w:val="24"/>
+        </w:rPr>
+        <w:t>होरी का शुद्ध दूध और उसकी ईमानदारी आधुनिक मिलावट तथा नामी डेयरियों के व्यापार से तुलना में रखे जाते हैं। मंत्रिमंडल विस्तार की खुशी सुनकर होरी पूछता है कि राजा बदले या मंत्री, गरीब को क्या लाभ मिला; वह योजनाओं और घोषणाओं के बावजूद राशन, रोजगार और बुनियादी सुविधाओं से वंचित रहता है। व्यंग्य सत्ता-परिवर्तन को जनकल्याण मानने और गरीब तक लाभ न पहुँचने पर है।</w:t>
       </w:r>
     </w:p>
     <w:sectPr>
